--- a/human/tasks/S-01/summary.docx
+++ b/human/tasks/S-01/summary.docx
@@ -143,7 +143,7 @@
     </w:p>
     <w:p>
       <w:r>
-        <w:t>旧呼吸带方案引用D-01归档，现行输入引用D-01/D-02。根目录共享技术模块统一迁移尚未完成。</w:t>
+        <w:t>旧呼吸带方案引用D-01归档，现行输入引用D-01/D-02。根目录19/19项已迁入human/agent，当前读取和运行入口已验证，业务签收不变。</w:t>
       </w:r>
     </w:p>
     <w:p>
@@ -202,7 +202,12 @@
     </w:p>
     <w:p>
       <w:r>
-        <w:t>累计20/71包，剩余51，下一S-02。先修复Agent代码与事实，再生成本Word和串联审阅；明确路径提交推送，根目录迁移继续。</w:t>
+        <w:t>规范化71/71包、根目录迁移19/19项完成；每包Word由Agent源生成。</w:t>
+      </w:r>
+    </w:p>
+    <w:p>
+      <w:r>
+        <w:t>业务状态WAIT_DEP，原签收与未交付项不变；后续按注册表和实际依赖推进。</w:t>
       </w:r>
     </w:p>
     <w:p>
